--- a/docs/cro/פסיכולוגיה של היסוס - המחקר ומה עשינו.docx
+++ b/docs/cro/פסיכולוגיה של היסוס - המחקר ומה עשינו.docx
@@ -3706,7 +3706,7 @@
                 <w:rtl/>
                 <w:cs/>
               </w:rPr>
-              <w:t>עיקרון 13. ההצעה עצמה (20%) נשארת, רק לא כחלון שקופץ</w:t>
+              <w:t>עיקרון 13. ההצעה עצמה (15%) נשארת, רק לא כחלון שקופץ</w:t>
             </w:r>
           </w:p>
         </w:tc>
@@ -4739,7 +4739,7 @@
           <w:rtl/>
           <w:cs/>
         </w:rPr>
-        <w:t xml:space="preserve">  אמיתית. ההצעה היחידה (MIKRA20) קבועה.</w:t>
+        <w:t xml:space="preserve">  אמיתית. ההצעה היחידה (MIKRA15) קבועה.</w:t>
       </w:r>
     </w:p>
     <w:p>
